--- a/downloads/teacher/04 Units/Unit 02 - Individual Growth and Life Readiness - Me, My Goals, My Money/Lesson 02.19 - Results the Reveal and the Investor Report.docx
+++ b/downloads/teacher/04 Units/Unit 02 - Individual Growth and Life Readiness - Me, My Goals, My Money/Lesson 02.19 - Results the Reveal and the Investor Report.docx
@@ -266,23 +266,41 @@
       <w:r>
         <w:t xml:space="preserve">By the end of this lesson, students will be able to:</w:t>
       </w:r>
-      <w:r>
-        <w:t xml:space="preserve"> </w:t>
-      </w:r>
-      <w:r>
-        <w:t xml:space="preserve">1. (Low) Given the reveal table, match each of the seven ventures to its real-world instrument and state what the currency, the street, the dispatches, and the crisis stand for.</w:t>
-      </w:r>
-      <w:r>
-        <w:t xml:space="preserve"> </w:t>
-      </w:r>
-      <w:r>
-        <w:t xml:space="preserve">2. (Mid) Given their own ledger and journal, analyze three of their decisions (what, why, what happened) and compute their starting balance, ending balance, and percent return for the Investor Report.</w:t>
-      </w:r>
-      <w:r>
-        <w:t xml:space="preserve"> </w:t>
-      </w:r>
-      <w:r>
-        <w:t xml:space="preserve">3. (High) Given their personal budget from Lesson 2.9 and what the simulation taught them, revise the budget with a savings line and defend the revision in the report.</w:t>
+    </w:p>
+    <w:p>
+      <w:pPr>
+        <w:numPr>
+          <w:ilvl w:val="0"/>
+          <w:numId w:val="1002"/>
+        </w:numPr>
+        <w:pStyle w:val="Compact"/>
+      </w:pPr>
+      <w:r>
+        <w:t xml:space="preserve">(Low) Given the reveal table, match each of the seven ventures to its real-world instrument and state what the currency, the street, the dispatches, and the crisis stand for.</w:t>
+      </w:r>
+    </w:p>
+    <w:p>
+      <w:pPr>
+        <w:numPr>
+          <w:ilvl w:val="0"/>
+          <w:numId w:val="1002"/>
+        </w:numPr>
+        <w:pStyle w:val="Compact"/>
+      </w:pPr>
+      <w:r>
+        <w:t xml:space="preserve">(Mid) Given their own ledger and journal, analyze three of their decisions (what, why, what happened) and compute their starting balance, ending balance, and percent return for the Investor Report.</w:t>
+      </w:r>
+    </w:p>
+    <w:p>
+      <w:pPr>
+        <w:numPr>
+          <w:ilvl w:val="0"/>
+          <w:numId w:val="1002"/>
+        </w:numPr>
+        <w:pStyle w:val="Compact"/>
+      </w:pPr>
+      <w:r>
+        <w:t xml:space="preserve">(High) Given their personal budget from Lesson 2.9 and what the simulation taught them, revise the budget with a savings line and defend the revision in the report.</w:t>
       </w:r>
     </w:p>
     <w:p>
@@ -323,7 +341,7 @@
       <w:pPr>
         <w:numPr>
           <w:ilvl w:val="0"/>
-          <w:numId w:val="1002"/>
+          <w:numId w:val="1003"/>
         </w:numPr>
         <w:pStyle w:val="Compact"/>
       </w:pPr>
@@ -335,7 +353,7 @@
       <w:pPr>
         <w:numPr>
           <w:ilvl w:val="0"/>
-          <w:numId w:val="1002"/>
+          <w:numId w:val="1003"/>
         </w:numPr>
         <w:pStyle w:val="Compact"/>
       </w:pPr>
@@ -380,7 +398,7 @@
       <w:pPr>
         <w:numPr>
           <w:ilvl w:val="0"/>
-          <w:numId w:val="1002"/>
+          <w:numId w:val="1003"/>
         </w:numPr>
         <w:pStyle w:val="Compact"/>
       </w:pPr>
@@ -398,7 +416,7 @@
       <w:pPr>
         <w:numPr>
           <w:ilvl w:val="0"/>
-          <w:numId w:val="1002"/>
+          <w:numId w:val="1003"/>
         </w:numPr>
         <w:pStyle w:val="Compact"/>
       </w:pPr>
@@ -440,7 +458,7 @@
       <w:pPr>
         <w:numPr>
           <w:ilvl w:val="0"/>
-          <w:numId w:val="1002"/>
+          <w:numId w:val="1003"/>
         </w:numPr>
         <w:pStyle w:val="Compact"/>
       </w:pPr>
@@ -452,7 +470,7 @@
       <w:pPr>
         <w:numPr>
           <w:ilvl w:val="0"/>
-          <w:numId w:val="1002"/>
+          <w:numId w:val="1003"/>
         </w:numPr>
         <w:pStyle w:val="Compact"/>
       </w:pPr>
@@ -485,7 +503,7 @@
       <w:pPr>
         <w:numPr>
           <w:ilvl w:val="0"/>
-          <w:numId w:val="1002"/>
+          <w:numId w:val="1003"/>
         </w:numPr>
         <w:pStyle w:val="Compact"/>
       </w:pPr>
@@ -497,7 +515,7 @@
       <w:pPr>
         <w:numPr>
           <w:ilvl w:val="0"/>
-          <w:numId w:val="1002"/>
+          <w:numId w:val="1003"/>
         </w:numPr>
         <w:pStyle w:val="Compact"/>
       </w:pPr>
@@ -518,7 +536,7 @@
       <w:pPr>
         <w:numPr>
           <w:ilvl w:val="0"/>
-          <w:numId w:val="1002"/>
+          <w:numId w:val="1003"/>
         </w:numPr>
         <w:pStyle w:val="Compact"/>
       </w:pPr>
@@ -1303,55 +1321,97 @@
       <w:r>
         <w:t xml:space="preserve">Monitor understanding:</w:t>
       </w:r>
-      <w:r>
-        <w:t xml:space="preserve"> </w:t>
-      </w:r>
-      <w:r>
-        <w:t xml:space="preserve">- Which venture was the savings account? Which was the government bond? Which two were stocks?</w:t>
-      </w:r>
-      <w:r>
-        <w:t xml:space="preserve"> </w:t>
-      </w:r>
-      <w:r>
-        <w:t xml:space="preserve">- Your ending balance is 23,800. Your percent return is what, and how did you get it?</w:t>
-      </w:r>
-      <w:r>
-        <w:t xml:space="preserve"> </w:t>
-      </w:r>
-      <w:r>
-        <w:t xml:space="preserve">- Where is the savings line on your revised budget: before or after the wants?</w:t>
-      </w:r>
-    </w:p>
-    <w:p>
-      <w:pPr>
-        <w:pStyle w:val="BodyText"/>
+    </w:p>
+    <w:p>
+      <w:pPr>
+        <w:numPr>
+          <w:ilvl w:val="0"/>
+          <w:numId w:val="1004"/>
+        </w:numPr>
+        <w:pStyle w:val="Compact"/>
+      </w:pPr>
+      <w:r>
+        <w:t xml:space="preserve">Which venture was the savings account? Which was the government bond? Which two were stocks?</w:t>
+      </w:r>
+    </w:p>
+    <w:p>
+      <w:pPr>
+        <w:numPr>
+          <w:ilvl w:val="0"/>
+          <w:numId w:val="1004"/>
+        </w:numPr>
+        <w:pStyle w:val="Compact"/>
+      </w:pPr>
+      <w:r>
+        <w:t xml:space="preserve">Your ending balance is 23,800. Your percent return is what, and how did you get it?</w:t>
+      </w:r>
+    </w:p>
+    <w:p>
+      <w:pPr>
+        <w:numPr>
+          <w:ilvl w:val="0"/>
+          <w:numId w:val="1004"/>
+        </w:numPr>
+        <w:pStyle w:val="Compact"/>
+      </w:pPr>
+      <w:r>
+        <w:t xml:space="preserve">Where is the savings line on your revised budget: before or after the wants?</w:t>
+      </w:r>
+    </w:p>
+    <w:p>
+      <w:pPr>
+        <w:pStyle w:val="FirstParagraph"/>
       </w:pPr>
       <w:r>
         <w:t xml:space="preserve">Deepen learning:</w:t>
       </w:r>
-      <w:r>
-        <w:t xml:space="preserve"> </w:t>
-      </w:r>
-      <w:r>
-        <w:t xml:space="preserve">- The Honeypot Coffer never lost. Why does anyone in the real world buy anything else?</w:t>
-      </w:r>
-      <w:r>
-        <w:t xml:space="preserve"> </w:t>
-      </w:r>
-      <w:r>
-        <w:t xml:space="preserve">- Willowbrook Grove barely moved in ten days. Why would a real person put money in a retirement account at age 25 anyway?</w:t>
-      </w:r>
-      <w:r>
-        <w:t xml:space="preserve"> </w:t>
-      </w:r>
-      <w:r>
-        <w:t xml:space="preserve">- If your real family had a savings account with three months of bills in it before 2020, what would the crash have felt like? Without it?</w:t>
-      </w:r>
-      <w:r>
-        <w:t xml:space="preserve"> </w:t>
-      </w:r>
-      <w:r>
-        <w:t xml:space="preserve">- What is the one thing you would tell yourself on Day 1?</w:t>
+    </w:p>
+    <w:p>
+      <w:pPr>
+        <w:numPr>
+          <w:ilvl w:val="0"/>
+          <w:numId w:val="1005"/>
+        </w:numPr>
+        <w:pStyle w:val="Compact"/>
+      </w:pPr>
+      <w:r>
+        <w:t xml:space="preserve">The Honeypot Coffer never lost. Why does anyone in the real world buy anything else?</w:t>
+      </w:r>
+    </w:p>
+    <w:p>
+      <w:pPr>
+        <w:numPr>
+          <w:ilvl w:val="0"/>
+          <w:numId w:val="1005"/>
+        </w:numPr>
+        <w:pStyle w:val="Compact"/>
+      </w:pPr>
+      <w:r>
+        <w:t xml:space="preserve">Willowbrook Grove barely moved in ten days. Why would a real person put money in a retirement account at age 25 anyway?</w:t>
+      </w:r>
+    </w:p>
+    <w:p>
+      <w:pPr>
+        <w:numPr>
+          <w:ilvl w:val="0"/>
+          <w:numId w:val="1005"/>
+        </w:numPr>
+        <w:pStyle w:val="Compact"/>
+      </w:pPr>
+      <w:r>
+        <w:t xml:space="preserve">If your real family had a savings account with three months of bills in it before 2020, what would the crash have felt like? Without it?</w:t>
+      </w:r>
+    </w:p>
+    <w:p>
+      <w:pPr>
+        <w:numPr>
+          <w:ilvl w:val="0"/>
+          <w:numId w:val="1005"/>
+        </w:numPr>
+        <w:pStyle w:val="Compact"/>
+      </w:pPr>
+      <w:r>
+        <w:t xml:space="preserve">What is the one thing you would tell yourself on Day 1?</w:t>
       </w:r>
     </w:p>
     <w:p>
@@ -1530,7 +1590,7 @@
       <w:pPr>
         <w:numPr>
           <w:ilvl w:val="0"/>
-          <w:numId w:val="1003"/>
+          <w:numId w:val="1006"/>
         </w:numPr>
         <w:pStyle w:val="Compact"/>
       </w:pPr>
@@ -1592,7 +1652,7 @@
       <w:pPr>
         <w:numPr>
           <w:ilvl w:val="0"/>
-          <w:numId w:val="1003"/>
+          <w:numId w:val="1006"/>
         </w:numPr>
         <w:pStyle w:val="Compact"/>
       </w:pPr>
@@ -1604,7 +1664,7 @@
       <w:pPr>
         <w:numPr>
           <w:ilvl w:val="0"/>
-          <w:numId w:val="1003"/>
+          <w:numId w:val="1006"/>
         </w:numPr>
         <w:pStyle w:val="Compact"/>
       </w:pPr>
@@ -1616,7 +1676,7 @@
       <w:pPr>
         <w:numPr>
           <w:ilvl w:val="0"/>
-          <w:numId w:val="1003"/>
+          <w:numId w:val="1006"/>
         </w:numPr>
         <w:pStyle w:val="Compact"/>
       </w:pPr>
@@ -1628,7 +1688,7 @@
       <w:pPr>
         <w:numPr>
           <w:ilvl w:val="0"/>
-          <w:numId w:val="1003"/>
+          <w:numId w:val="1006"/>
         </w:numPr>
         <w:pStyle w:val="Compact"/>
       </w:pPr>
@@ -1640,7 +1700,7 @@
       <w:pPr>
         <w:numPr>
           <w:ilvl w:val="0"/>
-          <w:numId w:val="1003"/>
+          <w:numId w:val="1006"/>
         </w:numPr>
         <w:pStyle w:val="Compact"/>
       </w:pPr>
@@ -1958,7 +2018,7 @@
       <w:pPr>
         <w:numPr>
           <w:ilvl w:val="0"/>
-          <w:numId w:val="1004"/>
+          <w:numId w:val="1007"/>
         </w:numPr>
         <w:pStyle w:val="Compact"/>
       </w:pPr>
@@ -1970,7 +2030,7 @@
       <w:pPr>
         <w:numPr>
           <w:ilvl w:val="0"/>
-          <w:numId w:val="1004"/>
+          <w:numId w:val="1007"/>
         </w:numPr>
         <w:pStyle w:val="Compact"/>
       </w:pPr>
@@ -1982,7 +2042,7 @@
       <w:pPr>
         <w:numPr>
           <w:ilvl w:val="0"/>
-          <w:numId w:val="1004"/>
+          <w:numId w:val="1007"/>
         </w:numPr>
         <w:pStyle w:val="Compact"/>
       </w:pPr>
@@ -2006,7 +2066,7 @@
       <w:pPr>
         <w:numPr>
           <w:ilvl w:val="0"/>
-          <w:numId w:val="1004"/>
+          <w:numId w:val="1007"/>
         </w:numPr>
         <w:pStyle w:val="Compact"/>
       </w:pPr>
@@ -2073,7 +2133,7 @@
       <w:pPr>
         <w:numPr>
           <w:ilvl w:val="0"/>
-          <w:numId w:val="1005"/>
+          <w:numId w:val="1008"/>
         </w:numPr>
         <w:pStyle w:val="Compact"/>
       </w:pPr>
@@ -2085,7 +2145,7 @@
       <w:pPr>
         <w:numPr>
           <w:ilvl w:val="0"/>
-          <w:numId w:val="1005"/>
+          <w:numId w:val="1008"/>
         </w:numPr>
         <w:pStyle w:val="Compact"/>
       </w:pPr>
@@ -2097,7 +2157,7 @@
       <w:pPr>
         <w:numPr>
           <w:ilvl w:val="0"/>
-          <w:numId w:val="1005"/>
+          <w:numId w:val="1008"/>
         </w:numPr>
         <w:pStyle w:val="Compact"/>
       </w:pPr>
@@ -2109,7 +2169,7 @@
       <w:pPr>
         <w:numPr>
           <w:ilvl w:val="0"/>
-          <w:numId w:val="1005"/>
+          <w:numId w:val="1008"/>
         </w:numPr>
         <w:pStyle w:val="Compact"/>
       </w:pPr>
@@ -2121,7 +2181,7 @@
       <w:pPr>
         <w:numPr>
           <w:ilvl w:val="0"/>
-          <w:numId w:val="1005"/>
+          <w:numId w:val="1008"/>
         </w:numPr>
         <w:pStyle w:val="Compact"/>
       </w:pPr>
@@ -2148,7 +2208,7 @@
       <w:pPr>
         <w:numPr>
           <w:ilvl w:val="0"/>
-          <w:numId w:val="1005"/>
+          <w:numId w:val="1008"/>
         </w:numPr>
         <w:pStyle w:val="Compact"/>
       </w:pPr>
@@ -2480,6 +2540,118 @@
       </w:pPr>
     </w:lvl>
   </w:abstractNum>
+  <w:abstractNum w:abstractNumId="99411">
+    <w:nsid w:val="71315dca"/>
+    <w:multiLevelType w:val="multilevel"/>
+    <w:lvl w:ilvl="0">
+      <w:start w:val="1"/>
+      <w:numFmt w:val="decimal"/>
+      <w:lvlText w:val="%1."/>
+      <w:lvlJc w:val="left"/>
+      <w:pPr>
+        <w:tabs>
+          <w:tab w:val="num" w:pos="0"/>
+        </w:tabs>
+        <w:ind w:left="480" w:hanging="480"/>
+      </w:pPr>
+    </w:lvl>
+    <w:lvl w:ilvl="1">
+      <w:start w:val="1"/>
+      <w:numFmt w:val="decimal"/>
+      <w:lvlText w:val="%2."/>
+      <w:lvlJc w:val="left"/>
+      <w:pPr>
+        <w:tabs>
+          <w:tab w:val="num" w:pos="720"/>
+        </w:tabs>
+        <w:ind w:left="1200" w:hanging="480"/>
+      </w:pPr>
+    </w:lvl>
+    <w:lvl w:ilvl="2">
+      <w:start w:val="1"/>
+      <w:numFmt w:val="decimal"/>
+      <w:lvlText w:val="%3."/>
+      <w:lvlJc w:val="left"/>
+      <w:pPr>
+        <w:tabs>
+          <w:tab w:val="num" w:pos="1440"/>
+        </w:tabs>
+        <w:ind w:left="1920" w:hanging="480"/>
+      </w:pPr>
+    </w:lvl>
+    <w:lvl w:ilvl="3">
+      <w:start w:val="1"/>
+      <w:numFmt w:val="decimal"/>
+      <w:lvlText w:val="%4."/>
+      <w:lvlJc w:val="left"/>
+      <w:pPr>
+        <w:tabs>
+          <w:tab w:val="num" w:pos="2160"/>
+        </w:tabs>
+        <w:ind w:left="2640" w:hanging="480"/>
+      </w:pPr>
+    </w:lvl>
+    <w:lvl w:ilvl="4">
+      <w:start w:val="1"/>
+      <w:numFmt w:val="decimal"/>
+      <w:lvlText w:val="%5."/>
+      <w:lvlJc w:val="left"/>
+      <w:pPr>
+        <w:tabs>
+          <w:tab w:val="num" w:pos="2880"/>
+        </w:tabs>
+        <w:ind w:left="3360" w:hanging="480"/>
+      </w:pPr>
+    </w:lvl>
+    <w:lvl w:ilvl="5">
+      <w:start w:val="1"/>
+      <w:numFmt w:val="decimal"/>
+      <w:lvlText w:val="%6."/>
+      <w:lvlJc w:val="left"/>
+      <w:pPr>
+        <w:tabs>
+          <w:tab w:val="num" w:pos="3600"/>
+        </w:tabs>
+        <w:ind w:left="4080" w:hanging="480"/>
+      </w:pPr>
+    </w:lvl>
+    <w:lvl w:ilvl="6">
+      <w:start w:val="1"/>
+      <w:numFmt w:val="decimal"/>
+      <w:lvlText w:val="%7."/>
+      <w:lvlJc w:val="left"/>
+      <w:pPr>
+        <w:tabs>
+          <w:tab w:val="num" w:pos="4320"/>
+        </w:tabs>
+        <w:ind w:left="4800" w:hanging="480"/>
+      </w:pPr>
+    </w:lvl>
+    <w:lvl w:ilvl="7">
+      <w:start w:val="1"/>
+      <w:numFmt w:val="decimal"/>
+      <w:lvlText w:val="%8."/>
+      <w:lvlJc w:val="left"/>
+      <w:pPr>
+        <w:tabs>
+          <w:tab w:val="num" w:pos="5040"/>
+        </w:tabs>
+        <w:ind w:left="5520" w:hanging="480"/>
+      </w:pPr>
+    </w:lvl>
+    <w:lvl w:ilvl="8">
+      <w:start w:val="1"/>
+      <w:numFmt w:val="decimal"/>
+      <w:lvlText w:val="%9."/>
+      <w:lvlJc w:val="left"/>
+      <w:pPr>
+        <w:tabs>
+          <w:tab w:val="num" w:pos="5760"/>
+        </w:tabs>
+        <w:ind w:left="6240" w:hanging="480"/>
+      </w:pPr>
+    </w:lvl>
+  </w:abstractNum>
   <w:num w:numId="1000">
     <w:abstractNumId w:val="990"/>
   </w:num>
@@ -2487,7 +2659,34 @@
     <w:abstractNumId w:val="991"/>
   </w:num>
   <w:num w:numId="1002">
-    <w:abstractNumId w:val="991"/>
+    <w:abstractNumId w:val="99411"/>
+    <w:lvlOverride w:ilvl="0">
+      <w:startOverride w:val="1"/>
+    </w:lvlOverride>
+    <w:lvlOverride w:ilvl="1">
+      <w:startOverride w:val="1"/>
+    </w:lvlOverride>
+    <w:lvlOverride w:ilvl="2">
+      <w:startOverride w:val="1"/>
+    </w:lvlOverride>
+    <w:lvlOverride w:ilvl="3">
+      <w:startOverride w:val="1"/>
+    </w:lvlOverride>
+    <w:lvlOverride w:ilvl="4">
+      <w:startOverride w:val="1"/>
+    </w:lvlOverride>
+    <w:lvlOverride w:ilvl="5">
+      <w:startOverride w:val="1"/>
+    </w:lvlOverride>
+    <w:lvlOverride w:ilvl="6">
+      <w:startOverride w:val="1"/>
+    </w:lvlOverride>
+    <w:lvlOverride w:ilvl="7">
+      <w:startOverride w:val="1"/>
+    </w:lvlOverride>
+    <w:lvlOverride w:ilvl="8">
+      <w:startOverride w:val="1"/>
+    </w:lvlOverride>
   </w:num>
   <w:num w:numId="1003">
     <w:abstractNumId w:val="991"/>
@@ -2496,6 +2695,15 @@
     <w:abstractNumId w:val="991"/>
   </w:num>
   <w:num w:numId="1005">
+    <w:abstractNumId w:val="991"/>
+  </w:num>
+  <w:num w:numId="1006">
+    <w:abstractNumId w:val="991"/>
+  </w:num>
+  <w:num w:numId="1007">
+    <w:abstractNumId w:val="991"/>
+  </w:num>
+  <w:num w:numId="1008">
     <w:abstractNumId w:val="991"/>
   </w:num>
 </w:numbering>

--- a/downloads/teacher/04 Units/Unit 02 - Individual Growth and Life Readiness - Me, My Goals, My Money/Lesson 02.19 - Results the Reveal and the Investor Report.docx
+++ b/downloads/teacher/04 Units/Unit 02 - Individual Growth and Life Readiness - Me, My Goals, My Money/Lesson 02.19 - Results the Reveal and the Investor Report.docx
@@ -541,22 +541,7 @@
         <w:pStyle w:val="Compact"/>
       </w:pPr>
       <w:r>
-        <w:t xml:space="preserve">Setup notes: the market is frozen at window 40 from the end of Lesson 2.18. Export the rankings and the ledger before Day 1. Check the leaderboard shows merchant numbers or chosen trading-house names, never real names, before it goes on the projector.</w:t>
-      </w:r>
-      <w:r>
-        <w:t xml:space="preserve"> </w:t>
-      </w:r>
-      <w:r>
-        <w:rPr>
-          <w:rStyle w:val="TeacherNote"/>
-        </w:rPr>
-        <w:t xml:space="preserve">[Sal: confirm the leaderboard display on the live site.]</w:t>
-      </w:r>
-      <w:r>
-        <w:t xml:space="preserve"> </w:t>
-      </w:r>
-      <w:r>
-        <w:t xml:space="preserve">Print the merchant rank titles if the site still uses them. Day 2 is a writing day: no devices, so the report is written from the journal and the printed ledger.</w:t>
+        <w:t xml:space="preserve">Setup notes: the market is frozen at window 40 from the end of Lesson 2.18. Export the rankings and the ledger before Day 1. Check the leaderboard shows merchant numbers or chosen trading-house names, never real names, before it goes on the projector. Print the merchant rank titles if the site still uses them. Day 2 is a writing day: no devices, so the report is written from the journal and the printed ledger.</w:t>
       </w:r>
     </w:p>
     <w:p>
@@ -819,15 +804,6 @@
             <w:r>
               <w:t xml:space="preserve">Slides 5 to 12, one venture per slide. Sparkstone Mines is a big tech company’s stock. Cloudberry Expeditions is a startup or an IPO, a brand new company’s stock. The Iron Vault is corporate bonds: lending money to a stable company for a little interest. Crown Seal Notes are U.S. Treasury bonds: lending to the government, the safest thing there is. Willowbrook Grove is a retirement account, an IRA: slow, boring, and the thing your future self thanks you for. The Honeypot Coffer is a high-yield savings account at a bank: guaranteed small growth, never loses. Meadowgold Acres is a real estate investment trust, a REIT: owning a slice of buildings and land. Then the rest of the map (slide 12): AQ are dollars, Fortune Street is Wall Street, the dispatches are financial news, the trading windows are market hours, the crisis was 2008 or 2020 with the names changed, the leaderboard is what a financial adviser calls performance.</w:t>
             </w:r>
-            <w:r>
-              <w:t xml:space="preserve"> </w:t>
-            </w:r>
-            <w:r>
-              <w:rPr>
-                <w:rStyle w:val="TeacherNote"/>
-              </w:rPr>
-              <w:t xml:space="preserve">[Sal: confirm the current asset list; your August portfolio says the live site has ten ventures, and any extra three need a line on slide 12.]</w:t>
-            </w:r>
           </w:p>
         </w:tc>
         <w:tc>
@@ -872,7 +848,7 @@
               <w:jc w:val="left"/>
             </w:pPr>
             <w:r>
-              <w:t xml:space="preserve">Put up the three printed ledger paths from the export, by merchant number only. Path 1 held safe ventures and finished slightly up. Path 2 held risky ventures through the crash and is down but recovering. Path 3 sold everything at the bottom and is down the most with cash sitting idle. Ask the class to read each one: what did this merchant do, and what did it cost or earn? Then two or three volunteers from the top and the bottom say what they did in one sentence each. Close the step with the truth Sal’s original plan names: over ten days, luck matters a lot; over fifty years, habits matter more.</w:t>
+              <w:t xml:space="preserve">Put up the three printed ledger paths from the export, by merchant number only. Path 1 held safe ventures and finished slightly up. Path 2 held risky ventures through the crash and is down but recovering. Path 3 sold everything at the bottom and is down the most with cash sitting idle. Ask the class to read each one: what did this merchant do, and what did it cost or earn? Then two or three volunteers from the top and the bottom say what they did in one sentence each. Close the step with the truth my original plan names: over ten days, luck matters a lot; over fifty years, habits matter more.</w:t>
             </w:r>
           </w:p>
         </w:tc>
@@ -1001,6 +977,9 @@
           </w:p>
         </w:tc>
         <w:tc>
+          <w:p/>
+        </w:tc>
+        <w:tc>
           <w:p>
             <w:pPr>
               <w:pStyle w:val="Compact"/>
@@ -1010,9 +989,6 @@
               <w:t xml:space="preserve">4 min</w:t>
             </w:r>
           </w:p>
-        </w:tc>
-        <w:tc>
-          <w:p/>
         </w:tc>
       </w:tr>
       <w:tr>
@@ -1092,7 +1068,7 @@
               <w:jc w:val="left"/>
             </w:pPr>
             <w:r>
-              <w:t xml:space="preserve">Hand out the report template. Walk the seven parts in two minutes each, on the slide: 1. starting and ending balance; 2. percent return, shown with the formula; 3. three decisions and why, with what happened; 4. what the crisis taught me; 5. one thing I would do differently; 6. the reveal table (done yesterday); 7. my revised personal budget with a savings line. Then the rubric’s five criteria, pointing at where each one lives on the template.</w:t>
+              <w:t xml:space="preserve">Hand out the report template. Walk the seven parts in half a minute each, on the slide: 1. starting and ending balance; 2. percent return, shown with the formula; 3. three decisions and why, with what happened; 4. what the crisis taught me; 5. one thing I would do differently; 6. the reveal table (done yesterday); 7. my revised personal budget with a savings line. Then the rubric’s five criteria, pointing at where each one lives on the template.</w:t>
             </w:r>
           </w:p>
         </w:tc>
@@ -1281,6 +1257,9 @@
           </w:p>
         </w:tc>
         <w:tc>
+          <w:p/>
+        </w:tc>
+        <w:tc>
           <w:p>
             <w:pPr>
               <w:pStyle w:val="Compact"/>
@@ -1290,9 +1269,6 @@
               <w:t xml:space="preserve">3 min</w:t>
             </w:r>
           </w:p>
-        </w:tc>
-        <w:tc>
-          <w:p/>
         </w:tc>
       </w:tr>
     </w:tbl>
@@ -1630,22 +1606,7 @@
         <w:t xml:space="preserve"> </w:t>
       </w:r>
       <w:r>
-        <w:t xml:space="preserve">"Next time I will ___"); the budget revision table is the same shape as the 2.9 budget; a student may write the report in their first language and give the numbers in English, with the translated version marked</w:t>
-      </w:r>
-      <w:r>
-        <w:t xml:space="preserve"> </w:t>
-      </w:r>
-      <w:r>
-        <w:rPr>
-          <w:rStyle w:val="TeacherNote"/>
-        </w:rPr>
-        <w:t xml:space="preserve">[check with a native speaker]</w:t>
-      </w:r>
-      <w:r>
-        <w:t xml:space="preserve"> </w:t>
-      </w:r>
-      <w:r>
-        <w:t xml:space="preserve">for scoring.</w:t>
+        <w:t xml:space="preserve">"Next time I will ___"); the budget revision table is the same shape as the 2.9 budget; a student may write the report in their first language and give the numbers in English, with the translated version to be verified by a native speaker for scoring.</w:t>
       </w:r>
     </w:p>
     <w:p>
@@ -2071,52 +2032,7 @@
         <w:pStyle w:val="Compact"/>
       </w:pPr>
       <w:r>
-        <w:t xml:space="preserve">Sal’s own materials:</w:t>
-      </w:r>
-      <w:r>
-        <w:t xml:space="preserve"> </w:t>
-      </w:r>
-      <w:r>
-        <w:rPr>
-          <w:rStyle w:val="VerbatimChar"/>
-        </w:rPr>
-        <w:t xml:space="preserve">Fortune_Street_Reveal.docx</w:t>
-      </w:r>
-      <w:r>
-        <w:t xml:space="preserve"> </w:t>
-      </w:r>
-      <w:r>
-        <w:t xml:space="preserve">(the reveal table, the additional reveal concepts, and the eight reflection questions, which became the report’s parts 3 to 5);</w:t>
-      </w:r>
-      <w:r>
-        <w:t xml:space="preserve"> </w:t>
-      </w:r>
-      <w:r>
-        <w:rPr>
-          <w:rStyle w:val="VerbatimChar"/>
-        </w:rPr>
-        <w:t xml:space="preserve">Fortune_Street_Lesson_Plan.docx</w:t>
-      </w:r>
-      <w:r>
-        <w:t xml:space="preserve"> </w:t>
-      </w:r>
-      <w:r>
-        <w:t xml:space="preserve">(Days 14 to 16: results, the reveal, the reflection essay, and the four-criterion rubric);</w:t>
-      </w:r>
-      <w:r>
-        <w:t xml:space="preserve"> </w:t>
-      </w:r>
-      <w:r>
-        <w:rPr>
-          <w:rStyle w:val="VerbatimChar"/>
-        </w:rPr>
-        <w:t xml:space="preserve">Fortune_Street_Student_Guide.docx</w:t>
-      </w:r>
-      <w:r>
-        <w:t xml:space="preserve"> </w:t>
-      </w:r>
-      <w:r>
-        <w:t xml:space="preserve">(the merchant rank titles).</w:t>
+        <w:t xml:space="preserve">My own materials: the ClassroomStreet Student Guide (the reveal table, the additional reveal concepts, and the eight reflection questions, which became the report’s parts 3 to 5); my original ClassroomStreet plan (Days 14 to 16: results, the reveal, the reflection essay, and the four-criterion rubric); my ClassroomStreet site notes (the merchant rank titles).</w:t>
       </w:r>
     </w:p>
     <w:p>
@@ -2174,7 +2090,7 @@
         <w:pStyle w:val="Compact"/>
       </w:pPr>
       <w:r>
-        <w:t xml:space="preserve">Sal’s original ended with a one to two page reflection essay. The report template replaces it with seven boxed parts so the same thinking fits in one period and scores against a rubric. If a student wants to write the essay instead, the template’s parts 3 to 5 are the outline.</w:t>
+        <w:t xml:space="preserve">My original ended with a one to two page reflection essay. The report template replaces it with seven boxed parts so the same thinking fits in one period and scores against a rubric. If a student wants to write the essay instead, the template’s parts 3 to 5 are the outline.</w:t>
       </w:r>
     </w:p>
     <w:p>
@@ -2202,57 +2118,6 @@
       </w:r>
       <w:r>
         <w:t xml:space="preserve">for what changes (nothing in the rules, everything in what students know).</w:t>
-      </w:r>
-    </w:p>
-    <w:p>
-      <w:pPr>
-        <w:numPr>
-          <w:ilvl w:val="0"/>
-          <w:numId w:val="1008"/>
-        </w:numPr>
-        <w:pStyle w:val="Compact"/>
-      </w:pPr>
-      <w:r>
-        <w:rPr>
-          <w:rStyle w:val="TeacherNote"/>
-        </w:rPr>
-        <w:t xml:space="preserve">[Sal: your Reveal doc says</w:t>
-      </w:r>
-      <w:r>
-        <w:rPr>
-          <w:rStyle w:val="TeacherNote"/>
-        </w:rPr>
-        <w:t xml:space="preserve"> </w:t>
-      </w:r>
-      <w:r>
-        <w:rPr>
-          <w:rStyle w:val="TeacherNote"/>
-        </w:rPr>
-        <w:t xml:space="preserve">“</w:t>
-      </w:r>
-      <w:r>
-        <w:rPr>
-          <w:rStyle w:val="TeacherNote"/>
-        </w:rPr>
-        <w:t xml:space="preserve">Florins = Dollars.</w:t>
-      </w:r>
-      <w:r>
-        <w:rPr>
-          <w:rStyle w:val="TeacherNote"/>
-        </w:rPr>
-        <w:t xml:space="preserve">”</w:t>
-      </w:r>
-      <w:r>
-        <w:rPr>
-          <w:rStyle w:val="TeacherNote"/>
-        </w:rPr>
-        <w:t xml:space="preserve"> </w:t>
-      </w:r>
-      <w:r>
-        <w:rPr>
-          <w:rStyle w:val="TeacherNote"/>
-        </w:rPr>
-        <w:t xml:space="preserve">The live site uses AQ. Fix slide 12 to whichever the site shows.]</w:t>
       </w:r>
     </w:p>
     <w:sectPr>
